--- a/manuscript/revised/Response_to_Reviewers_DK_fnl.docx
+++ b/manuscript/revised/Response_to_Reviewers_DK_fnl.docx
@@ -25,7 +25,7 @@
         <w:jc w:val="both"/>
       </w:pPr>
       <w:r>
-        <w:t>Manuscript GSEV-D-26-00126, “Genetic Parameters and Selection Responses for Alternative Methane Trait Definitions in Pasture-Based Sheep”, Genetics Selection Evolution. Revision due 27 Oct 2026.</w:t>
+        <w:t>Manuscript GSEV-D-26-00126, “Genetic Parameters and Selection Responses for Alternative Methane Trait Definitions in Pasture-Based Sheep”, Genetics Selection Evolution.</w:t>
       </w:r>
     </w:p>
     <w:p>

--- a/manuscript/revised/Response_to_Reviewers_DK_fnl.docx
+++ b/manuscript/revised/Response_to_Reviewers_DK_fnl.docx
@@ -25,7 +25,7 @@
         <w:jc w:val="both"/>
       </w:pPr>
       <w:r>
-        <w:t>Manuscript GSEV-D-26-00126, “Genetic Parameters and Selection Responses for Alternative Methane Trait Definitions in Pasture-Based Sheep”, Genetics Selection Evolution.</w:t>
+        <w:t>Manuscript GSEV-D-26-00126, “Genetic Parameters and Selection Responses for Alternative Methane Trait Definitions in Pasture-Based Sheep”, Genetics Selection Evolution. Revision due 27 Oct 2026.</w:t>
       </w:r>
     </w:p>
     <w:p>
